--- a/t36_s4.docx
+++ b/t36_s4.docx
@@ -3,2348 +3,998 @@
 <w:document xmlns:wpc="http://schemas.microsoft.com/office/word/2010/wordprocessingCanvas" xmlns:mo="http://schemas.microsoft.com/office/mac/office/2008/main" xmlns:mc="http://schemas.openxmlformats.org/markup-compatibility/2006" xmlns:mv="urn:schemas-microsoft-com:mac:vml" xmlns:o="urn:schemas-microsoft-com:office:office" xmlns:r="http://schemas.openxmlformats.org/officeDocument/2006/relationships" xmlns:m="http://schemas.openxmlformats.org/officeDocument/2006/math" xmlns:v="urn:schemas-microsoft-com:vml" xmlns:wp14="http://schemas.microsoft.com/office/word/2010/wordprocessingDrawing" xmlns:wp="http://schemas.openxmlformats.org/drawingml/2006/wordprocessingDrawing" xmlns:w10="urn:schemas-microsoft-com:office:word" xmlns:w="http://schemas.openxmlformats.org/wordprocessingml/2006/main" xmlns:w14="http://schemas.microsoft.com/office/word/2010/wordml" xmlns:wpg="http://schemas.microsoft.com/office/word/2010/wordprocessingGroup" xmlns:wpi="http://schemas.microsoft.com/office/word/2010/wordprocessingInk" xmlns:wne="http://schemas.microsoft.com/office/word/2006/wordml" xmlns:wps="http://schemas.microsoft.com/office/word/2010/wordprocessingShape" mc:Ignorable="w14 wp14">
   <w:body>
     <w:p>
-      <w:pPr>
-        <w:spacing w:after="40" w:before="120"/>
-      </w:pPr>
       <w:r>
-        <w:rPr>
-          <w:b w:val="0"/>
-          <w:i w:val="0"/>
-          <w:sz w:val="22"/>
-        </w:rPr>
-        <w:t>Question: Which instruction is correct for a client after a cystoscopy?</w:t>
+        <w:t xml:space="preserve">Question: A diabetic client becomes diaphoretic, tremulous, and confused. The priority action is to:</w:t>
       </w:r>
     </w:p>
     <w:p>
-      <w:pPr>
-        <w:spacing w:after="0" w:before="0"/>
-      </w:pPr>
       <w:r>
-        <w:rPr>
-          <w:b w:val="0"/>
-          <w:i w:val="0"/>
-          <w:sz w:val="22"/>
-        </w:rPr>
-        <w:t>(a) Expect some blood-tinged urine and burning; increase fluids and report heavy bleeding or inability to void</w:t>
+        <w:t xml:space="preserve">(a) Give a fast-acting carbohydrate</w:t>
       </w:r>
     </w:p>
     <w:p>
-      <w:pPr>
-        <w:spacing w:after="0" w:before="0"/>
-      </w:pPr>
       <w:r>
-        <w:rPr>
-          <w:b w:val="0"/>
-          <w:i w:val="0"/>
-          <w:sz w:val="22"/>
-        </w:rPr>
-        <w:t>(b) Restrict fluids to reduce bladder spasm</w:t>
+        <w:t xml:space="preserve">(b) Give insulin</w:t>
       </w:r>
     </w:p>
     <w:p>
-      <w:pPr>
-        <w:spacing w:after="0" w:before="0"/>
-      </w:pPr>
       <w:r>
-        <w:rPr>
-          <w:b w:val="0"/>
-          <w:i w:val="0"/>
-          <w:sz w:val="22"/>
-        </w:rPr>
-        <w:t>(c) Return to heavy exercise immediately</w:t>
+        <w:t xml:space="preserve">(c) Restrict fluids</w:t>
       </w:r>
     </w:p>
     <w:p>
-      <w:pPr>
-        <w:spacing w:after="0" w:before="0"/>
-      </w:pPr>
       <w:r>
-        <w:rPr>
-          <w:b w:val="0"/>
-          <w:i w:val="0"/>
-          <w:sz w:val="22"/>
-        </w:rPr>
-        <w:t>(d) Avoid urinating for 24 hours</w:t>
+        <w:t xml:space="preserve">(d) Put the client to bed</w:t>
       </w:r>
     </w:p>
     <w:p>
-      <w:pPr>
-        <w:spacing w:after="0" w:before="40"/>
-      </w:pPr>
       <w:r>
-        <w:rPr>
-          <w:b/>
-          <w:i w:val="0"/>
-          <w:sz w:val="22"/>
-        </w:rPr>
-        <w:t>Answer: a</w:t>
+        <w:t xml:space="preserve">Answer: a</w:t>
       </w:r>
     </w:p>
     <w:p>
-      <w:pPr>
-        <w:spacing w:after="0" w:before="0"/>
-      </w:pPr>
       <w:r>
-        <w:rPr>
-          <w:b w:val="0"/>
-          <w:i w:val="0"/>
-          <w:sz w:val="21"/>
-        </w:rPr>
-        <w:t>Solution: After cystoscopy, mild hematuria and dysuria are expected; increased fluid intake flushes the bladder, and heavy bleeding, fever, or inability to void is reported. Restricting fluids and delaying urination are harmful.</w:t>
+        <w:t xml:space="preserve">Solution: These are signs of hypoglycemia — glucose (juice, candy, or IV dextrose if the client is unconscious) is given immediately.</w:t>
       </w:r>
     </w:p>
     <w:p>
-      <w:pPr>
-        <w:spacing w:after="0" w:before="0"/>
-      </w:pPr>
       <w:r>
-        <w:rPr>
-          <w:b w:val="0"/>
-          <w:i w:val="0"/>
-          <w:sz w:val="20"/>
-        </w:rPr>
-        <w:t>Positive Marks: 1</w:t>
+        <w:t xml:space="preserve">Positive Marks: 1</w:t>
       </w:r>
     </w:p>
     <w:p>
-      <w:pPr>
-        <w:spacing w:after="160" w:before="0"/>
-      </w:pPr>
       <w:r>
-        <w:rPr>
-          <w:b w:val="0"/>
-          <w:i w:val="0"/>
-          <w:sz w:val="20"/>
-        </w:rPr>
-        <w:t>Negative Marks: 0.25</w:t>
+        <w:t xml:space="preserve">Negative Marks: 0.25</w:t>
       </w:r>
     </w:p>
     <w:p>
-      <w:pPr>
-        <w:spacing w:after="40" w:before="120"/>
-      </w:pPr>
       <w:r>
-        <w:rPr>
-          <w:b w:val="0"/>
-          <w:i w:val="0"/>
-          <w:sz w:val="22"/>
-        </w:rPr>
-        <w:t>Question: Which instruction is most important for a client after radical prostatectomy regarding urinary incontinence?</w:t>
+        <w:t xml:space="preserve"/>
       </w:r>
     </w:p>
     <w:p>
-      <w:pPr>
-        <w:spacing w:after="0" w:before="0"/>
-      </w:pPr>
       <w:r>
-        <w:rPr>
-          <w:b w:val="0"/>
-          <w:i w:val="0"/>
-          <w:sz w:val="22"/>
-        </w:rPr>
-        <w:t>(a) Perform pelvic floor (Kegel) exercises and expect gradual return of continence over weeks to months</w:t>
+        <w:t xml:space="preserve">Question: The nurse maintains surgical asepsis by:</w:t>
       </w:r>
     </w:p>
     <w:p>
-      <w:pPr>
-        <w:spacing w:after="0" w:before="0"/>
-      </w:pPr>
       <w:r>
-        <w:rPr>
-          <w:b w:val="0"/>
-          <w:i w:val="0"/>
-          <w:sz w:val="22"/>
-        </w:rPr>
-        <w:t>(b) Urinary control returns immediately after surgery</w:t>
+        <w:t xml:space="preserve">(a) Washing hands with plain soap only</w:t>
       </w:r>
     </w:p>
     <w:p>
-      <w:pPr>
-        <w:spacing w:after="0" w:before="0"/>
-      </w:pPr>
       <w:r>
-        <w:rPr>
-          <w:b w:val="0"/>
-          <w:i w:val="0"/>
-          <w:sz w:val="22"/>
-        </w:rPr>
-        <w:t>(c) No exercises help with incontinence</w:t>
+        <w:t xml:space="preserve">(b) Keeping the sterile field above the waist and within sight</w:t>
       </w:r>
     </w:p>
     <w:p>
-      <w:pPr>
-        <w:spacing w:after="0" w:before="0"/>
-      </w:pPr>
       <w:r>
-        <w:rPr>
-          <w:b w:val="0"/>
-          <w:i w:val="0"/>
-          <w:sz w:val="22"/>
-        </w:rPr>
-        <w:t>(d) Catheter care is not needed at home</w:t>
+        <w:t xml:space="preserve">(c) Reaching over the sterile field freely</w:t>
       </w:r>
     </w:p>
     <w:p>
-      <w:pPr>
-        <w:spacing w:after="0" w:before="40"/>
-      </w:pPr>
       <w:r>
-        <w:rPr>
-          <w:b/>
-          <w:i w:val="0"/>
-          <w:sz w:val="22"/>
-        </w:rPr>
-        <w:t>Answer: a</w:t>
+        <w:t xml:space="preserve">(d) Touching sterile supplies with bare hands</w:t>
       </w:r>
     </w:p>
     <w:p>
-      <w:pPr>
-        <w:spacing w:after="0" w:before="0"/>
-      </w:pPr>
       <w:r>
-        <w:rPr>
-          <w:b w:val="0"/>
-          <w:i w:val="0"/>
-          <w:sz w:val="21"/>
-        </w:rPr>
-        <w:t>Solution: After radical prostatectomy, stress incontinence is common; pelvic floor exercises, patience, and scheduled voiding promote gradual return of continence. The indwelling catheter is managed carefully at home and removed as scheduled.</w:t>
+        <w:t xml:space="preserve">Answer: b</w:t>
       </w:r>
     </w:p>
     <w:p>
-      <w:pPr>
-        <w:spacing w:after="0" w:before="0"/>
-      </w:pPr>
       <w:r>
-        <w:rPr>
-          <w:b w:val="0"/>
-          <w:i w:val="0"/>
-          <w:sz w:val="20"/>
-        </w:rPr>
-        <w:t>Positive Marks: 1</w:t>
+        <w:t xml:space="preserve">Solution: Sterile fields are kept above the waist, within sight, and away from moisture; only sterile items touch the field.</w:t>
       </w:r>
     </w:p>
     <w:p>
-      <w:pPr>
-        <w:spacing w:after="160" w:before="0"/>
-      </w:pPr>
       <w:r>
-        <w:rPr>
-          <w:b w:val="0"/>
-          <w:i w:val="0"/>
-          <w:sz w:val="20"/>
-        </w:rPr>
-        <w:t>Negative Marks: 0.25</w:t>
+        <w:t xml:space="preserve">Positive Marks: 1</w:t>
       </w:r>
     </w:p>
     <w:p>
-      <w:pPr>
-        <w:spacing w:after="40" w:before="120"/>
-      </w:pPr>
       <w:r>
-        <w:rPr>
-          <w:b w:val="0"/>
-          <w:i w:val="0"/>
-          <w:sz w:val="22"/>
-        </w:rPr>
-        <w:t>Question: Which skin lesion should raise suspicion for melanoma when assessed with the ABCDE rule?</w:t>
+        <w:t xml:space="preserve">Negative Marks: 0.25</w:t>
       </w:r>
     </w:p>
     <w:p>
-      <w:pPr>
-        <w:spacing w:after="0" w:before="0"/>
-      </w:pPr>
       <w:r>
-        <w:rPr>
-          <w:b w:val="0"/>
-          <w:i w:val="0"/>
-          <w:sz w:val="22"/>
-        </w:rPr>
-        <w:t>(a) A mole that is asymmetric with irregular borders and multiple colors, measuring over 6 mm and changing</w:t>
+        <w:t xml:space="preserve"/>
       </w:r>
     </w:p>
     <w:p>
-      <w:pPr>
-        <w:spacing w:after="0" w:before="0"/>
-      </w:pPr>
       <w:r>
-        <w:rPr>
-          <w:b w:val="0"/>
-          <w:i w:val="0"/>
-          <w:sz w:val="22"/>
-        </w:rPr>
-        <w:t>(b) A symmetric, evenly colored mole smaller than 6 mm</w:t>
+        <w:t xml:space="preserve">Question: The second stage of labor is defined as:</w:t>
       </w:r>
     </w:p>
     <w:p>
-      <w:pPr>
-        <w:spacing w:after="0" w:before="0"/>
-      </w:pPr>
       <w:r>
-        <w:rPr>
-          <w:b w:val="0"/>
-          <w:i w:val="0"/>
-          <w:sz w:val="22"/>
-        </w:rPr>
-        <w:t>(c) A flesh-colored dome-shaped papule</w:t>
+        <w:t xml:space="preserve">(a) Onset of labor to full cervical dilatation</w:t>
       </w:r>
     </w:p>
     <w:p>
-      <w:pPr>
-        <w:spacing w:after="0" w:before="0"/>
-      </w:pPr>
       <w:r>
-        <w:rPr>
-          <w:b w:val="0"/>
-          <w:i w:val="0"/>
-          <w:sz w:val="22"/>
-        </w:rPr>
-        <w:t>(d) A scaly patch that never changes</w:t>
+        <w:t xml:space="preserve">(b) Full cervical dilatation to birth of the baby</w:t>
       </w:r>
     </w:p>
     <w:p>
-      <w:pPr>
-        <w:spacing w:after="0" w:before="40"/>
-      </w:pPr>
       <w:r>
-        <w:rPr>
-          <w:b/>
-          <w:i w:val="0"/>
-          <w:sz w:val="22"/>
-        </w:rPr>
-        <w:t>Answer: a</w:t>
+        <w:t xml:space="preserve">(c) Birth of the baby to delivery of the placenta</w:t>
       </w:r>
     </w:p>
     <w:p>
-      <w:pPr>
-        <w:spacing w:after="0" w:before="0"/>
-      </w:pPr>
       <w:r>
-        <w:rPr>
-          <w:b w:val="0"/>
-          <w:i w:val="0"/>
-          <w:sz w:val="21"/>
-        </w:rPr>
-        <w:t>Solution: The ABCDE rule for melanoma: Asymmetry, irregular Borders, multiple Colors, Diameter &gt;6 mm, and Evolution (change). Lesions with these features require prompt biopsy. Benign moles are symmetric, even-colored, and stable.</w:t>
+        <w:t xml:space="preserve">(d) Delivery of the placenta to one hour after birth</w:t>
       </w:r>
     </w:p>
     <w:p>
-      <w:pPr>
-        <w:spacing w:after="0" w:before="0"/>
-      </w:pPr>
       <w:r>
-        <w:rPr>
-          <w:b w:val="0"/>
-          <w:i w:val="0"/>
-          <w:sz w:val="20"/>
-        </w:rPr>
-        <w:t>Positive Marks: 1</w:t>
+        <w:t xml:space="preserve">Answer: b</w:t>
       </w:r>
     </w:p>
     <w:p>
-      <w:pPr>
-        <w:spacing w:after="160" w:before="0"/>
-      </w:pPr>
       <w:r>
-        <w:rPr>
-          <w:b w:val="0"/>
-          <w:i w:val="0"/>
-          <w:sz w:val="20"/>
-        </w:rPr>
-        <w:t>Negative Marks: 0.25</w:t>
+        <w:t xml:space="preserve">Solution: Stage 1 runs from onset to full dilatation (10 cm); Stage 2 from full dilatation to birth; Stage 3 from birth to placenta delivery; Stage 4 is the first hour after delivery.</w:t>
       </w:r>
     </w:p>
     <w:p>
-      <w:pPr>
-        <w:spacing w:after="40" w:before="120"/>
-      </w:pPr>
       <w:r>
-        <w:rPr>
-          <w:b w:val="0"/>
-          <w:i w:val="0"/>
-          <w:sz w:val="22"/>
-        </w:rPr>
-        <w:t>Question: Which instruction is correct for a client after rotator cuff repair?</w:t>
+        <w:t xml:space="preserve">Positive Marks: 1</w:t>
       </w:r>
     </w:p>
     <w:p>
-      <w:pPr>
-        <w:spacing w:after="0" w:before="0"/>
-      </w:pPr>
       <w:r>
-        <w:rPr>
-          <w:b w:val="0"/>
-          <w:i w:val="0"/>
-          <w:sz w:val="22"/>
-        </w:rPr>
-        <w:t>(a) Wear the sling as directed, keep the arm supported, and begin prescribed gentle range-of-motion exercises only when allowed</w:t>
+        <w:t xml:space="preserve">Negative Marks: 0.25</w:t>
       </w:r>
     </w:p>
     <w:p>
-      <w:pPr>
-        <w:spacing w:after="0" w:before="0"/>
-      </w:pPr>
       <w:r>
-        <w:rPr>
-          <w:b w:val="0"/>
-          <w:i w:val="0"/>
-          <w:sz w:val="22"/>
-        </w:rPr>
-        <w:t>(b) Remove the sling immediately and lift weights</w:t>
+        <w:t xml:space="preserve"/>
       </w:r>
     </w:p>
     <w:p>
-      <w:pPr>
-        <w:spacing w:after="0" w:before="0"/>
-      </w:pPr>
       <w:r>
-        <w:rPr>
-          <w:b w:val="0"/>
-          <w:i w:val="0"/>
-          <w:sz w:val="22"/>
-        </w:rPr>
-        <w:t>(c) Perform overhead lifting exercises the first day</w:t>
+        <w:t xml:space="preserve">Question: Tetanus neonatorum is most commonly acquired through:</w:t>
       </w:r>
     </w:p>
     <w:p>
-      <w:pPr>
-        <w:spacing w:after="0" w:before="0"/>
-      </w:pPr>
       <w:r>
-        <w:rPr>
-          <w:b w:val="0"/>
-          <w:i w:val="0"/>
-          <w:sz w:val="22"/>
-        </w:rPr>
-        <w:t>(d) Avoid all arm movement for 6 months</w:t>
+        <w:t xml:space="preserve">(a) Contaminated umbilical cord stump</w:t>
       </w:r>
     </w:p>
     <w:p>
-      <w:pPr>
-        <w:spacing w:after="0" w:before="40"/>
-      </w:pPr>
       <w:r>
-        <w:rPr>
-          <w:b/>
-          <w:i w:val="0"/>
-          <w:sz w:val="22"/>
-        </w:rPr>
-        <w:t>Answer: a</w:t>
+        <w:t xml:space="preserve">(b) Breast milk</w:t>
       </w:r>
     </w:p>
     <w:p>
-      <w:pPr>
-        <w:spacing w:after="0" w:before="0"/>
-      </w:pPr>
       <w:r>
-        <w:rPr>
-          <w:b w:val="0"/>
-          <w:i w:val="0"/>
-          <w:sz w:val="21"/>
-        </w:rPr>
-        <w:t>Solution: After rotator cuff repair, the arm is immobilized in a sling, with passive/active-assisted exercises introduced per the surgeon's protocol to protect the repair while preventing stiffness. Overhead lifting and full movement are restricted initially.</w:t>
+        <w:t xml:space="preserve">(c) Contaminated drinking water</w:t>
       </w:r>
     </w:p>
     <w:p>
-      <w:pPr>
-        <w:spacing w:after="0" w:before="0"/>
-      </w:pPr>
       <w:r>
-        <w:rPr>
-          <w:b w:val="0"/>
-          <w:i w:val="0"/>
-          <w:sz w:val="20"/>
-        </w:rPr>
-        <w:t>Positive Marks: 1</w:t>
+        <w:t xml:space="preserve">(d) Mosquito bite</w:t>
       </w:r>
     </w:p>
     <w:p>
-      <w:pPr>
-        <w:spacing w:after="160" w:before="0"/>
-      </w:pPr>
       <w:r>
-        <w:rPr>
-          <w:b w:val="0"/>
-          <w:i w:val="0"/>
-          <w:sz w:val="20"/>
-        </w:rPr>
-        <w:t>Negative Marks: 0.25</w:t>
+        <w:t xml:space="preserve">Answer: a</w:t>
       </w:r>
     </w:p>
     <w:p>
-      <w:pPr>
-        <w:spacing w:after="40" w:before="120"/>
-      </w:pPr>
       <w:r>
-        <w:rPr>
-          <w:b w:val="0"/>
-          <w:i w:val="0"/>
-          <w:sz w:val="22"/>
-        </w:rPr>
-        <w:t>Question: Which instruction is essential for a client after a splenectomy?</w:t>
+        <w:t xml:space="preserve">Solution: Clostridium tetani enters through the unsterile-cut umbilical stump, especially when the mother is unimmunized.</w:t>
       </w:r>
     </w:p>
     <w:p>
-      <w:pPr>
-        <w:spacing w:after="0" w:before="0"/>
-      </w:pPr>
       <w:r>
-        <w:rPr>
-          <w:b w:val="0"/>
-          <w:i w:val="0"/>
-          <w:sz w:val="22"/>
-        </w:rPr>
-        <w:t>(a) Report fever promptly and be vaccinated against encapsulated organisms, since the spleen's immune function is lost</w:t>
+        <w:t xml:space="preserve">Positive Marks: 1</w:t>
       </w:r>
     </w:p>
     <w:p>
-      <w:pPr>
-        <w:spacing w:after="0" w:before="0"/>
-      </w:pPr>
       <w:r>
-        <w:rPr>
-          <w:b w:val="0"/>
-          <w:i w:val="0"/>
-          <w:sz w:val="22"/>
-        </w:rPr>
-        <w:t>(b) The client needs no special precautions</w:t>
+        <w:t xml:space="preserve">Negative Marks: 0.25</w:t>
       </w:r>
     </w:p>
     <w:p>
-      <w:pPr>
-        <w:spacing w:after="0" w:before="0"/>
-      </w:pPr>
       <w:r>
-        <w:rPr>
-          <w:b w:val="0"/>
-          <w:i w:val="0"/>
-          <w:sz w:val="22"/>
-        </w:rPr>
-        <w:t>(c) Antibiotics are never needed</w:t>
+        <w:t xml:space="preserve"/>
       </w:r>
     </w:p>
     <w:p>
-      <w:pPr>
-        <w:spacing w:after="0" w:before="0"/>
-      </w:pPr>
       <w:r>
-        <w:rPr>
-          <w:b w:val="0"/>
-          <w:i w:val="0"/>
-          <w:sz w:val="22"/>
-        </w:rPr>
-        <w:t>(d) Vaccines are contraindicated after splenectomy</w:t>
+        <w:t xml:space="preserve">Question: An early sign of Alzheimer's disease is:</w:t>
       </w:r>
     </w:p>
     <w:p>
-      <w:pPr>
-        <w:spacing w:after="0" w:before="40"/>
-      </w:pPr>
       <w:r>
-        <w:rPr>
-          <w:b/>
-          <w:i w:val="0"/>
-          <w:sz w:val="22"/>
-        </w:rPr>
-        <w:t>Answer: a</w:t>
+        <w:t xml:space="preserve">(a) Sudden loss of consciousness</w:t>
       </w:r>
     </w:p>
     <w:p>
-      <w:pPr>
-        <w:spacing w:after="0" w:before="0"/>
-      </w:pPr>
       <w:r>
-        <w:rPr>
-          <w:b w:val="0"/>
-          <w:i w:val="0"/>
-          <w:sz w:val="21"/>
-        </w:rPr>
-        <w:t>Solution: Asplenic clients are at increased risk of sepsis from encapsulated bacteria (pneumococcus, meningococcus, Hib); they receive vaccines and prophylactic antibiotics and must report fever promptly. This is lifelong.</w:t>
+        <w:t xml:space="preserve">(b) Recent memory loss and difficulty learning new information</w:t>
       </w:r>
     </w:p>
     <w:p>
-      <w:pPr>
-        <w:spacing w:after="0" w:before="0"/>
-      </w:pPr>
       <w:r>
-        <w:rPr>
-          <w:b w:val="0"/>
-          <w:i w:val="0"/>
-          <w:sz w:val="20"/>
-        </w:rPr>
-        <w:t>Positive Marks: 1</w:t>
+        <w:t xml:space="preserve">(c) Acute paralysis</w:t>
       </w:r>
     </w:p>
     <w:p>
-      <w:pPr>
-        <w:spacing w:after="160" w:before="0"/>
-      </w:pPr>
       <w:r>
-        <w:rPr>
-          <w:b w:val="0"/>
-          <w:i w:val="0"/>
-          <w:sz w:val="20"/>
-        </w:rPr>
-        <w:t>Negative Marks: 0.25</w:t>
+        <w:t xml:space="preserve">(d) Sudden personality change overnight</w:t>
       </w:r>
     </w:p>
     <w:p>
-      <w:pPr>
-        <w:spacing w:after="40" w:before="120"/>
-      </w:pPr>
       <w:r>
-        <w:rPr>
-          <w:b w:val="0"/>
-          <w:i w:val="0"/>
-          <w:sz w:val="22"/>
-        </w:rPr>
-        <w:t>Question: A client is discharged after a concussion. Which instruction is most important for the family?</w:t>
+        <w:t xml:space="preserve">Answer: b</w:t>
       </w:r>
     </w:p>
     <w:p>
-      <w:pPr>
-        <w:spacing w:after="0" w:before="0"/>
-      </w:pPr>
       <w:r>
-        <w:rPr>
-          <w:b w:val="0"/>
-          <w:i w:val="0"/>
-          <w:sz w:val="22"/>
-        </w:rPr>
-        <w:t>(a) Wake the client every 2-3 hours at night to check for worsening confusion, vomiting, unequal pupils, or seizures</w:t>
+        <w:t xml:space="preserve">Solution: Alzheimer's begins insidiously with recent memory loss and impaired learning; remote memories fade later. Sudden onset suggests another cause.</w:t>
       </w:r>
     </w:p>
     <w:p>
-      <w:pPr>
-        <w:spacing w:after="0" w:before="0"/>
-      </w:pPr>
       <w:r>
-        <w:rPr>
-          <w:b w:val="0"/>
-          <w:i w:val="0"/>
-          <w:sz w:val="22"/>
-        </w:rPr>
-        <w:t>(b) Let the client sleep undisturbed for 24 hours</w:t>
+        <w:t xml:space="preserve">Positive Marks: 1</w:t>
       </w:r>
     </w:p>
     <w:p>
-      <w:pPr>
-        <w:spacing w:after="0" w:before="0"/>
-      </w:pPr>
       <w:r>
-        <w:rPr>
-          <w:b w:val="0"/>
-          <w:i w:val="0"/>
-          <w:sz w:val="22"/>
-        </w:rPr>
-        <w:t>(c) Give aspirin for headache</w:t>
+        <w:t xml:space="preserve">Negative Marks: 0.25</w:t>
       </w:r>
     </w:p>
     <w:p>
-      <w:pPr>
-        <w:spacing w:after="0" w:before="0"/>
-      </w:pPr>
       <w:r>
-        <w:rPr>
-          <w:b w:val="0"/>
-          <w:i w:val="0"/>
-          <w:sz w:val="22"/>
-        </w:rPr>
-        <w:t>(d) Return to sports immediately</w:t>
+        <w:t xml:space="preserve"/>
       </w:r>
     </w:p>
     <w:p>
-      <w:pPr>
-        <w:spacing w:after="0" w:before="40"/>
-      </w:pPr>
       <w:r>
-        <w:rPr>
-          <w:b/>
-          <w:i w:val="0"/>
-          <w:sz w:val="22"/>
-        </w:rPr>
-        <w:t>Answer: a</w:t>
+        <w:t xml:space="preserve">Question: In the national immunization schedule, measles vaccine is given at:</w:t>
       </w:r>
     </w:p>
     <w:p>
-      <w:pPr>
-        <w:spacing w:after="0" w:before="0"/>
-      </w:pPr>
       <w:r>
-        <w:rPr>
-          <w:b w:val="0"/>
-          <w:i w:val="0"/>
-          <w:sz w:val="21"/>
-        </w:rPr>
-        <w:t>Solution: After a concussion, families are taught to wake the client periodically to monitor for deterioration (worsening headache, vomiting, confusion, unequal pupils, seizure) that signals intracranial bleeding. Aspirin is avoided and activity is gradually resumed.</w:t>
+        <w:t xml:space="preserve">(a) Birth</w:t>
       </w:r>
     </w:p>
     <w:p>
-      <w:pPr>
-        <w:spacing w:after="0" w:before="0"/>
-      </w:pPr>
       <w:r>
-        <w:rPr>
-          <w:b w:val="0"/>
-          <w:i w:val="0"/>
-          <w:sz w:val="20"/>
-        </w:rPr>
-        <w:t>Positive Marks: 1</w:t>
+        <w:t xml:space="preserve">(b) 6 weeks</w:t>
       </w:r>
     </w:p>
     <w:p>
-      <w:pPr>
-        <w:spacing w:after="160" w:before="0"/>
-      </w:pPr>
       <w:r>
-        <w:rPr>
-          <w:b w:val="0"/>
-          <w:i w:val="0"/>
-          <w:sz w:val="20"/>
-        </w:rPr>
-        <w:t>Negative Marks: 0.25</w:t>
+        <w:t xml:space="preserve">(c) 9-12 months</w:t>
       </w:r>
     </w:p>
     <w:p>
-      <w:pPr>
-        <w:spacing w:after="40" w:before="120"/>
-      </w:pPr>
       <w:r>
-        <w:rPr>
-          <w:b w:val="0"/>
-          <w:i w:val="0"/>
-          <w:sz w:val="22"/>
-        </w:rPr>
-        <w:t>Question: Which nursing action is correct for pin-site care of an external fixator?</w:t>
+        <w:t xml:space="preserve">(d) 5 years</w:t>
       </w:r>
     </w:p>
     <w:p>
-      <w:pPr>
-        <w:spacing w:after="0" w:before="0"/>
-      </w:pPr>
       <w:r>
-        <w:rPr>
-          <w:b w:val="0"/>
-          <w:i w:val="0"/>
-          <w:sz w:val="22"/>
-        </w:rPr>
-        <w:t>(a) Clean each pin site with the prescribed solution, use one swab per site moving away from the pin, and report redness, drainage, or loosening</w:t>
+        <w:t xml:space="preserve">Answer: c</w:t>
       </w:r>
     </w:p>
     <w:p>
-      <w:pPr>
-        <w:spacing w:after="0" w:before="0"/>
-      </w:pPr>
       <w:r>
-        <w:rPr>
-          <w:b w:val="0"/>
-          <w:i w:val="0"/>
-          <w:sz w:val="22"/>
-        </w:rPr>
-        <w:t>(b) Cover the pin sites tightly with adhesive tape</w:t>
+        <w:t xml:space="preserve">Solution: Measles vaccine is given at 9-12 months. BCG and OPV zero dose are given at birth.</w:t>
       </w:r>
     </w:p>
     <w:p>
-      <w:pPr>
-        <w:spacing w:after="0" w:before="0"/>
-      </w:pPr>
       <w:r>
-        <w:rPr>
-          <w:b w:val="0"/>
-          <w:i w:val="0"/>
-          <w:sz w:val="22"/>
-        </w:rPr>
-        <w:t>(c) Leave the pins completely untouched for weeks</w:t>
+        <w:t xml:space="preserve">Positive Marks: 1</w:t>
       </w:r>
     </w:p>
     <w:p>
-      <w:pPr>
-        <w:spacing w:after="0" w:before="0"/>
-      </w:pPr>
       <w:r>
-        <w:rPr>
-          <w:b w:val="0"/>
-          <w:i w:val="0"/>
-          <w:sz w:val="22"/>
-        </w:rPr>
-        <w:t>(d) Apply petroleum jelly over the pin sites</w:t>
+        <w:t xml:space="preserve">Negative Marks: 0.25</w:t>
       </w:r>
     </w:p>
     <w:p>
-      <w:pPr>
-        <w:spacing w:after="0" w:before="40"/>
-      </w:pPr>
       <w:r>
-        <w:rPr>
-          <w:b/>
-          <w:i w:val="0"/>
-          <w:sz w:val="22"/>
-        </w:rPr>
-        <w:t>Answer: a</w:t>
+        <w:t xml:space="preserve"/>
       </w:r>
     </w:p>
     <w:p>
-      <w:pPr>
-        <w:spacing w:after="0" w:before="0"/>
-      </w:pPr>
       <w:r>
-        <w:rPr>
-          <w:b w:val="0"/>
-          <w:i w:val="0"/>
-          <w:sz w:val="21"/>
-        </w:rPr>
-        <w:t>Solution: External fixator pin sites are cleaned daily with sterile technique (one swab per site, moving outward from the pin), and signs of pin-tract infection (redness, drainage, pain, loosening) are reported. Occlusive covering traps moisture.</w:t>
+        <w:t xml:space="preserve">Question: A client taking furosemide should be monitored for:</w:t>
       </w:r>
     </w:p>
     <w:p>
-      <w:pPr>
-        <w:spacing w:after="0" w:before="0"/>
-      </w:pPr>
       <w:r>
-        <w:rPr>
-          <w:b w:val="0"/>
-          <w:i w:val="0"/>
-          <w:sz w:val="20"/>
-        </w:rPr>
-        <w:t>Positive Marks: 1</w:t>
+        <w:t xml:space="preserve">(a) Hyperkalemia</w:t>
       </w:r>
     </w:p>
     <w:p>
-      <w:pPr>
-        <w:spacing w:after="160" w:before="0"/>
-      </w:pPr>
       <w:r>
-        <w:rPr>
-          <w:b w:val="0"/>
-          <w:i w:val="0"/>
-          <w:sz w:val="20"/>
-        </w:rPr>
-        <w:t>Negative Marks: 0.25</w:t>
+        <w:t xml:space="preserve">(b) Hypokalemia and dehydration</w:t>
       </w:r>
     </w:p>
     <w:p>
-      <w:pPr>
-        <w:spacing w:after="40" w:before="120"/>
-      </w:pPr>
       <w:r>
-        <w:rPr>
-          <w:b w:val="0"/>
-          <w:i w:val="0"/>
-          <w:sz w:val="22"/>
-        </w:rPr>
-        <w:t>Question: Which statement about an ileal conduit (urostomy) is correct?</w:t>
+        <w:t xml:space="preserve">(c) Hypercalcemia</w:t>
       </w:r>
     </w:p>
     <w:p>
-      <w:pPr>
-        <w:spacing w:after="0" w:before="0"/>
-      </w:pPr>
       <w:r>
-        <w:rPr>
-          <w:b w:val="0"/>
-          <w:i w:val="0"/>
-          <w:sz w:val="22"/>
-        </w:rPr>
-        <w:t>(a) The conduit drains urine continuously, so a pouch is worn at all times and changed as needed, with the stoma kept clean</w:t>
+        <w:t xml:space="preserve">(d) Hypoglycemia</w:t>
       </w:r>
     </w:p>
     <w:p>
-      <w:pPr>
-        <w:spacing w:after="0" w:before="0"/>
-      </w:pPr>
       <w:r>
-        <w:rPr>
-          <w:b w:val="0"/>
-          <w:i w:val="0"/>
-          <w:sz w:val="22"/>
-        </w:rPr>
-        <w:t>(b) The stoma is continent and needs no pouch</w:t>
+        <w:t xml:space="preserve">Answer: b</w:t>
       </w:r>
     </w:p>
     <w:p>
-      <w:pPr>
-        <w:spacing w:after="0" w:before="0"/>
-      </w:pPr>
       <w:r>
-        <w:rPr>
-          <w:b w:val="0"/>
-          <w:i w:val="0"/>
-          <w:sz w:val="22"/>
-        </w:rPr>
-        <w:t>(c) Urine drains only when the client strains</w:t>
+        <w:t xml:space="preserve">Solution: Loop diuretics waste potassium and water, causing hypokalemia, hypotension, and dehydration — potassium levels and electrolytes are monitored.</w:t>
       </w:r>
     </w:p>
     <w:p>
-      <w:pPr>
-        <w:spacing w:after="0" w:before="0"/>
-      </w:pPr>
       <w:r>
-        <w:rPr>
-          <w:b w:val="0"/>
-          <w:i w:val="0"/>
-          <w:sz w:val="22"/>
-        </w:rPr>
-        <w:t>(d) The stoma is irrigated daily with enemas</w:t>
+        <w:t xml:space="preserve">Positive Marks: 1</w:t>
       </w:r>
     </w:p>
     <w:p>
-      <w:pPr>
-        <w:spacing w:after="0" w:before="40"/>
-      </w:pPr>
       <w:r>
-        <w:rPr>
-          <w:b/>
-          <w:i w:val="0"/>
-          <w:sz w:val="22"/>
-        </w:rPr>
-        <w:t>Answer: a</w:t>
+        <w:t xml:space="preserve">Negative Marks: 0.25</w:t>
       </w:r>
     </w:p>
     <w:p>
-      <w:pPr>
-        <w:spacing w:after="0" w:before="0"/>
-      </w:pPr>
       <w:r>
-        <w:rPr>
-          <w:b w:val="0"/>
-          <w:i w:val="0"/>
-          <w:sz w:val="21"/>
-        </w:rPr>
-        <w:t>Solution: An ileal conduit is a non-continent urinary diversion: urine drains continuously into a pouch, which is emptied regularly; the stoma is kept clean and the pouch changed every few days. It is not continent or irrigated.</w:t>
+        <w:t xml:space="preserve"/>
       </w:r>
     </w:p>
     <w:p>
-      <w:pPr>
-        <w:spacing w:after="0" w:before="0"/>
-      </w:pPr>
       <w:r>
-        <w:rPr>
-          <w:b w:val="0"/>
-          <w:i w:val="0"/>
-          <w:sz w:val="20"/>
-        </w:rPr>
-        <w:t>Positive Marks: 1</w:t>
+        <w:t xml:space="preserve">Question: The exchange of oxygen and carbon dioxide between the alveoli and blood is called:</w:t>
       </w:r>
     </w:p>
     <w:p>
-      <w:pPr>
-        <w:spacing w:after="160" w:before="0"/>
-      </w:pPr>
       <w:r>
-        <w:rPr>
-          <w:b w:val="0"/>
-          <w:i w:val="0"/>
-          <w:sz w:val="20"/>
-        </w:rPr>
-        <w:t>Negative Marks: 0.25</w:t>
+        <w:t xml:space="preserve">(a) External respiration</w:t>
       </w:r>
     </w:p>
     <w:p>
-      <w:pPr>
-        <w:spacing w:after="40" w:before="120"/>
-      </w:pPr>
       <w:r>
-        <w:rPr>
-          <w:b w:val="0"/>
-          <w:i w:val="0"/>
-          <w:sz w:val="22"/>
-        </w:rPr>
-        <w:t>Question: A hospitalized client develops watery diarrhea 5 days after starting antibiotics. Which precaution and action are most appropriate?</w:t>
+        <w:t xml:space="preserve">(b) Internal respiration</w:t>
       </w:r>
     </w:p>
     <w:p>
-      <w:pPr>
-        <w:spacing w:after="0" w:before="0"/>
-      </w:pPr>
       <w:r>
-        <w:rPr>
-          <w:b w:val="0"/>
-          <w:i w:val="0"/>
-          <w:sz w:val="22"/>
-        </w:rPr>
-        <w:t>(a) Place the client on contact precautions and test for Clostridioides difficile infection</w:t>
+        <w:t xml:space="preserve">(c) Ventilation</w:t>
       </w:r>
     </w:p>
     <w:p>
-      <w:pPr>
-        <w:spacing w:after="0" w:before="0"/>
-      </w:pPr>
       <w:r>
-        <w:rPr>
-          <w:b w:val="0"/>
-          <w:i w:val="0"/>
-          <w:sz w:val="22"/>
-        </w:rPr>
-        <w:t>(b) Stop all fluids</w:t>
+        <w:t xml:space="preserve">(d) Pleural diffusion</w:t>
       </w:r>
     </w:p>
     <w:p>
-      <w:pPr>
-        <w:spacing w:after="0" w:before="0"/>
-      </w:pPr>
       <w:r>
-        <w:rPr>
-          <w:b w:val="0"/>
-          <w:i w:val="0"/>
-          <w:sz w:val="22"/>
-        </w:rPr>
-        <w:t>(c) Give the client an antidiarrheal immediately</w:t>
+        <w:t xml:space="preserve">Answer: a</w:t>
       </w:r>
     </w:p>
     <w:p>
-      <w:pPr>
-        <w:spacing w:after="0" w:before="0"/>
-      </w:pPr>
       <w:r>
-        <w:rPr>
-          <w:b w:val="0"/>
-          <w:i w:val="0"/>
-          <w:sz w:val="22"/>
-        </w:rPr>
-        <w:t>(d) Remove the client from isolation</w:t>
+        <w:t xml:space="preserve">Solution: External (pulmonary) respiration is gas exchange at the alveoli; internal (tissue) respiration occurs at the capillaries. Ventilation is air movement only.</w:t>
       </w:r>
     </w:p>
     <w:p>
-      <w:pPr>
-        <w:spacing w:after="0" w:before="40"/>
-      </w:pPr>
       <w:r>
-        <w:rPr>
-          <w:b/>
-          <w:i w:val="0"/>
-          <w:sz w:val="22"/>
-        </w:rPr>
-        <w:t>Answer: a</w:t>
+        <w:t xml:space="preserve">Positive Marks: 1</w:t>
       </w:r>
     </w:p>
     <w:p>
-      <w:pPr>
-        <w:spacing w:after="0" w:before="0"/>
-      </w:pPr>
       <w:r>
-        <w:rPr>
-          <w:b w:val="0"/>
-          <w:i w:val="0"/>
-          <w:sz w:val="21"/>
-        </w:rPr>
-        <w:t>Solution: Antibiotic-associated watery diarrhea suggests C. difficile infection, which is highly contagious by spores; contact precautions, handwashing with soap and water, and stool testing are required. Antidiarrheals are avoided until the cause is known.</w:t>
+        <w:t xml:space="preserve">Negative Marks: 0.25</w:t>
       </w:r>
     </w:p>
     <w:p>
-      <w:pPr>
-        <w:spacing w:after="0" w:before="0"/>
-      </w:pPr>
       <w:r>
-        <w:rPr>
-          <w:b w:val="0"/>
-          <w:i w:val="0"/>
-          <w:sz w:val="20"/>
-        </w:rPr>
-        <w:t>Positive Marks: 1</w:t>
+        <w:t xml:space="preserve"/>
       </w:r>
     </w:p>
     <w:p>
-      <w:pPr>
-        <w:spacing w:after="160" w:before="0"/>
-      </w:pPr>
       <w:r>
-        <w:rPr>
-          <w:b w:val="0"/>
-          <w:i w:val="0"/>
-          <w:sz w:val="20"/>
-        </w:rPr>
-        <w:t>Negative Marks: 0.25</w:t>
+        <w:t xml:space="preserve">Question: Prolonged administration of oxygen above 50% can cause:</w:t>
       </w:r>
     </w:p>
     <w:p>
-      <w:pPr>
-        <w:spacing w:after="40" w:before="120"/>
-      </w:pPr>
       <w:r>
-        <w:rPr>
-          <w:b w:val="0"/>
-          <w:i w:val="0"/>
-          <w:sz w:val="22"/>
-        </w:rPr>
-        <w:t>Question: Which is the correct technique for hair care of a client on bed rest?</w:t>
+        <w:t xml:space="preserve">(a) Hypothermia</w:t>
       </w:r>
     </w:p>
     <w:p>
-      <w:pPr>
-        <w:spacing w:after="0" w:before="0"/>
-      </w:pPr>
       <w:r>
-        <w:rPr>
-          <w:b w:val="0"/>
-          <w:i w:val="0"/>
-          <w:sz w:val="22"/>
-        </w:rPr>
-        <w:t>(a) Comb in sections from the scalp outward, use a small amount of shampoo for a shampoo cap or bed shampoo, and dry thoroughly</w:t>
+        <w:t xml:space="preserve">(b) Bradycardia</w:t>
       </w:r>
     </w:p>
     <w:p>
-      <w:pPr>
-        <w:spacing w:after="0" w:before="0"/>
-      </w:pPr>
       <w:r>
-        <w:rPr>
-          <w:b w:val="0"/>
-          <w:i w:val="0"/>
-          <w:sz w:val="22"/>
-        </w:rPr>
-        <w:t>(b) Comb the hair roughly from the ends</w:t>
+        <w:t xml:space="preserve">(c) Hypotension</w:t>
       </w:r>
     </w:p>
     <w:p>
-      <w:pPr>
-        <w:spacing w:after="0" w:before="0"/>
-      </w:pPr>
       <w:r>
-        <w:rPr>
-          <w:b w:val="0"/>
-          <w:i w:val="0"/>
-          <w:sz w:val="22"/>
-        </w:rPr>
-        <w:t>(c) Use very hot water</w:t>
+        <w:t xml:space="preserve">(d) Oxygen toxicity with lung damage</w:t>
       </w:r>
     </w:p>
     <w:p>
-      <w:pPr>
-        <w:spacing w:after="0" w:before="0"/>
-      </w:pPr>
       <w:r>
-        <w:rPr>
-          <w:b w:val="0"/>
-          <w:i w:val="0"/>
-          <w:sz w:val="22"/>
-        </w:rPr>
-        <w:t>(d) Skip hair care to avoid disturbing the client</w:t>
+        <w:t xml:space="preserve">Answer: d</w:t>
       </w:r>
     </w:p>
     <w:p>
-      <w:pPr>
-        <w:spacing w:after="0" w:before="40"/>
-      </w:pPr>
       <w:r>
-        <w:rPr>
-          <w:b/>
-          <w:i w:val="0"/>
-          <w:sz w:val="22"/>
-        </w:rPr>
-        <w:t>Answer: a</w:t>
+        <w:t xml:space="preserve">Solution: High FiO2 for long periods damages alveolar membranes. Oxygen is titrated to the lowest effective level.</w:t>
       </w:r>
     </w:p>
     <w:p>
-      <w:pPr>
-        <w:spacing w:after="0" w:before="0"/>
-      </w:pPr>
       <w:r>
-        <w:rPr>
-          <w:b w:val="0"/>
-          <w:i w:val="0"/>
-          <w:sz w:val="21"/>
-        </w:rPr>
-        <w:t>Solution: Bedside hair care: detangle gently in sections from the scalp outward (avoiding pulling), use a bed shampoo cap or basin technique, and dry well to prevent chilling. Rough combing and hot water damage hair and scalp.</w:t>
+        <w:t xml:space="preserve">Positive Marks: 1</w:t>
       </w:r>
     </w:p>
     <w:p>
-      <w:pPr>
-        <w:spacing w:after="0" w:before="0"/>
-      </w:pPr>
       <w:r>
-        <w:rPr>
-          <w:b w:val="0"/>
-          <w:i w:val="0"/>
-          <w:sz w:val="20"/>
-        </w:rPr>
-        <w:t>Positive Marks: 1</w:t>
+        <w:t xml:space="preserve">Negative Marks: 0.25</w:t>
       </w:r>
     </w:p>
     <w:p>
-      <w:pPr>
-        <w:spacing w:after="160" w:before="0"/>
-      </w:pPr>
       <w:r>
-        <w:rPr>
-          <w:b w:val="0"/>
-          <w:i w:val="0"/>
-          <w:sz w:val="20"/>
-        </w:rPr>
-        <w:t>Negative Marks: 0.25</w:t>
+        <w:t xml:space="preserve"/>
       </w:r>
     </w:p>
     <w:p>
-      <w:pPr>
-        <w:spacing w:after="40" w:before="120"/>
-      </w:pPr>
       <w:r>
-        <w:rPr>
-          <w:b w:val="0"/>
-          <w:i w:val="0"/>
-          <w:sz w:val="22"/>
-        </w:rPr>
-        <w:t>Question: A postpartum client develops a fever of 39°C, foul-smelling lochia, and lower abdominal tenderness on day 5 after delivery. Which condition is most likely?</w:t>
+        <w:t xml:space="preserve">Question: Goiter is most commonly caused by deficiency of:</w:t>
       </w:r>
     </w:p>
     <w:p>
-      <w:pPr>
-        <w:spacing w:after="0" w:before="0"/>
-      </w:pPr>
       <w:r>
-        <w:rPr>
-          <w:b w:val="0"/>
-          <w:i w:val="0"/>
-          <w:sz w:val="22"/>
-        </w:rPr>
-        <w:t>(a) Puerperal sepsis</w:t>
+        <w:t xml:space="preserve">(a) Iron</w:t>
       </w:r>
     </w:p>
     <w:p>
-      <w:pPr>
-        <w:spacing w:after="0" w:before="0"/>
-      </w:pPr>
       <w:r>
-        <w:rPr>
-          <w:b w:val="0"/>
-          <w:i w:val="0"/>
-          <w:sz w:val="22"/>
-        </w:rPr>
-        <w:t>(b) Postpartum blues</w:t>
+        <w:t xml:space="preserve">(b) Calcium</w:t>
       </w:r>
     </w:p>
     <w:p>
-      <w:pPr>
-        <w:spacing w:after="0" w:before="0"/>
-      </w:pPr>
       <w:r>
-        <w:rPr>
-          <w:b w:val="0"/>
-          <w:i w:val="0"/>
-          <w:sz w:val="22"/>
-        </w:rPr>
-        <w:t>(c) Mastitis</w:t>
+        <w:t xml:space="preserve">(c) Iodine</w:t>
       </w:r>
     </w:p>
     <w:p>
-      <w:pPr>
-        <w:spacing w:after="0" w:before="0"/>
-      </w:pPr>
       <w:r>
-        <w:rPr>
-          <w:b w:val="0"/>
-          <w:i w:val="0"/>
-          <w:sz w:val="22"/>
-        </w:rPr>
-        <w:t>(d) Urinary retention</w:t>
+        <w:t xml:space="preserve">(d) Vitamin B12</w:t>
       </w:r>
     </w:p>
     <w:p>
-      <w:pPr>
-        <w:spacing w:after="0" w:before="40"/>
-      </w:pPr>
       <w:r>
-        <w:rPr>
-          <w:b/>
-          <w:i w:val="0"/>
-          <w:sz w:val="22"/>
-        </w:rPr>
-        <w:t>Answer: a</w:t>
+        <w:t xml:space="preserve">Answer: c</w:t>
       </w:r>
     </w:p>
     <w:p>
-      <w:pPr>
-        <w:spacing w:after="0" w:before="0"/>
-      </w:pPr>
       <w:r>
-        <w:rPr>
-          <w:b w:val="0"/>
-          <w:i w:val="0"/>
-          <w:sz w:val="21"/>
-        </w:rPr>
-        <w:t>Solution: Fever with foul lochia and uterine tenderness indicates puerperal sepsis (endometritis), usually polymicrobial, requiring antibiotics and prompt evaluation. Blues have no fever; mastitis involves the breast; retention causes a palpable bladder.</w:t>
+        <w:t xml:space="preserve">Solution: Iodine is needed to make thyroid hormone; its deficiency causes endemic goiter. Salt iodization prevents it.</w:t>
       </w:r>
     </w:p>
     <w:p>
-      <w:pPr>
-        <w:spacing w:after="0" w:before="0"/>
-      </w:pPr>
       <w:r>
-        <w:rPr>
-          <w:b w:val="0"/>
-          <w:i w:val="0"/>
-          <w:sz w:val="20"/>
-        </w:rPr>
-        <w:t>Positive Marks: 1</w:t>
+        <w:t xml:space="preserve">Positive Marks: 1</w:t>
       </w:r>
     </w:p>
     <w:p>
-      <w:pPr>
-        <w:spacing w:after="160" w:before="0"/>
-      </w:pPr>
       <w:r>
-        <w:rPr>
-          <w:b w:val="0"/>
-          <w:i w:val="0"/>
-          <w:sz w:val="20"/>
-        </w:rPr>
-        <w:t>Negative Marks: 0.25</w:t>
+        <w:t xml:space="preserve">Negative Marks: 0.25</w:t>
       </w:r>
     </w:p>
     <w:p>
-      <w:pPr>
-        <w:spacing w:after="40" w:before="120"/>
-      </w:pPr>
       <w:r>
-        <w:rPr>
-          <w:b w:val="0"/>
-          <w:i w:val="0"/>
-          <w:sz w:val="22"/>
-        </w:rPr>
-        <w:t>Question: Which finding indicates that a newborn has voided normally in the first 24 hours of life?</w:t>
+        <w:t xml:space="preserve">Question: The first drug usually given in adult cardiac arrest is:</w:t>
       </w:r>
     </w:p>
     <w:p>
-      <w:pPr>
-        <w:spacing w:after="0" w:before="0"/>
-      </w:pPr>
       <w:r>
-        <w:rPr>
-          <w:b w:val="0"/>
-          <w:i w:val="0"/>
-          <w:sz w:val="22"/>
-        </w:rPr>
-        <w:t>(a) Passing the first urine within 24 hours, often dilute and light-colored</w:t>
+        <w:t xml:space="preserve">(a) Atropine</w:t>
       </w:r>
     </w:p>
     <w:p>
-      <w:pPr>
-        <w:spacing w:after="0" w:before="0"/>
-      </w:pPr>
       <w:r>
-        <w:rPr>
-          <w:b w:val="0"/>
-          <w:i w:val="0"/>
-          <w:sz w:val="22"/>
-        </w:rPr>
-        <w:t>(b) No urine until the third day</w:t>
+        <w:t xml:space="preserve">(b) Adrenaline (epinephrine)</w:t>
       </w:r>
     </w:p>
     <w:p>
-      <w:pPr>
-        <w:spacing w:after="0" w:before="0"/>
-      </w:pPr>
       <w:r>
-        <w:rPr>
-          <w:b w:val="0"/>
-          <w:i w:val="0"/>
-          <w:sz w:val="22"/>
-        </w:rPr>
-        <w:t>(c) Only a few drops of dark urine on day 4</w:t>
+        <w:t xml:space="preserve">(c) Digoxin</w:t>
       </w:r>
     </w:p>
     <w:p>
-      <w:pPr>
-        <w:spacing w:after="0" w:before="0"/>
-      </w:pPr>
       <w:r>
-        <w:rPr>
-          <w:b w:val="0"/>
-          <w:i w:val="0"/>
-          <w:sz w:val="22"/>
-        </w:rPr>
-        <w:t>(d) Blood-stained urine on day 2</w:t>
+        <w:t xml:space="preserve">(d) Verapamil</w:t>
       </w:r>
     </w:p>
     <w:p>
-      <w:pPr>
-        <w:spacing w:after="0" w:before="40"/>
-      </w:pPr>
       <w:r>
-        <w:rPr>
-          <w:b/>
-          <w:i w:val="0"/>
-          <w:sz w:val="22"/>
-        </w:rPr>
-        <w:t>Answer: a</w:t>
+        <w:t xml:space="preserve">Answer: b</w:t>
       </w:r>
     </w:p>
     <w:p>
-      <w:pPr>
-        <w:spacing w:after="0" w:before="0"/>
-      </w:pPr>
       <w:r>
-        <w:rPr>
-          <w:b w:val="0"/>
-          <w:i w:val="0"/>
-          <w:sz w:val="21"/>
-        </w:rPr>
-        <w:t>Solution: Most newborns void within 24 hours of birth (many within 12); the first urine is dilute. Delayed voiding beyond 24-48 hours or absent urine warrants evaluation for obstruction or renal anomalies.</w:t>
+        <w:t xml:space="preserve">Solution: Epinephrine 1 mg IV every 3-5 minutes is the first-line drug in adult cardiac arrest (VF, asystole, and PEA).</w:t>
       </w:r>
     </w:p>
     <w:p>
-      <w:pPr>
-        <w:spacing w:after="0" w:before="0"/>
-      </w:pPr>
       <w:r>
-        <w:rPr>
-          <w:b w:val="0"/>
-          <w:i w:val="0"/>
-          <w:sz w:val="20"/>
-        </w:rPr>
-        <w:t>Positive Marks: 1</w:t>
+        <w:t xml:space="preserve">Positive Marks: 1</w:t>
       </w:r>
     </w:p>
     <w:p>
-      <w:pPr>
-        <w:spacing w:after="160" w:before="0"/>
-      </w:pPr>
       <w:r>
-        <w:rPr>
-          <w:b w:val="0"/>
-          <w:i w:val="0"/>
-          <w:sz w:val="20"/>
-        </w:rPr>
-        <w:t>Negative Marks: 0.25</w:t>
+        <w:t xml:space="preserve">Negative Marks: 0.25</w:t>
       </w:r>
     </w:p>
     <w:p>
-      <w:pPr>
-        <w:spacing w:after="40" w:before="120"/>
-      </w:pPr>
       <w:r>
-        <w:rPr>
-          <w:b w:val="0"/>
-          <w:i w:val="0"/>
-          <w:sz w:val="22"/>
-        </w:rPr>
-        <w:t>Question: A client whose child just died says, 'You don't know how I feel.' Which response demonstrates EMPATHY rather than sympathy?</w:t>
+        <w:t xml:space="preserve"/>
       </w:r>
     </w:p>
     <w:p>
-      <w:pPr>
-        <w:spacing w:after="0" w:before="0"/>
-      </w:pPr>
       <w:r>
-        <w:rPr>
-          <w:b w:val="0"/>
-          <w:i w:val="0"/>
-          <w:sz w:val="22"/>
-        </w:rPr>
-        <w:t>(a) I can see this is incredibly painful for you; I am here with you</w:t>
+        <w:t xml:space="preserve">Question: When giving a bed bath, the nurse should:</w:t>
       </w:r>
     </w:p>
     <w:p>
-      <w:pPr>
-        <w:spacing w:after="0" w:before="0"/>
-      </w:pPr>
       <w:r>
-        <w:rPr>
-          <w:b w:val="0"/>
-          <w:i w:val="0"/>
-          <w:sz w:val="22"/>
-        </w:rPr>
-        <w:t>(b) I feel so sorry for you; I would die if it were my child</w:t>
+        <w:t xml:space="preserve">(a) Bathe from the cleanest to the dirtiest areas and keep the client covered</w:t>
       </w:r>
     </w:p>
     <w:p>
-      <w:pPr>
-        <w:spacing w:after="0" w:before="0"/>
-      </w:pPr>
       <w:r>
-        <w:rPr>
-          <w:b w:val="0"/>
-          <w:i w:val="0"/>
-          <w:sz w:val="22"/>
-        </w:rPr>
-        <w:t>(c) I know exactly how you feel because the same thing happened to me</w:t>
+        <w:t xml:space="preserve">(b) Start with the feet</w:t>
       </w:r>
     </w:p>
     <w:p>
-      <w:pPr>
-        <w:spacing w:after="0" w:before="0"/>
-      </w:pPr>
       <w:r>
-        <w:rPr>
-          <w:b w:val="0"/>
-          <w:i w:val="0"/>
-          <w:sz w:val="22"/>
-        </w:rPr>
-        <w:t>(d) Don't worry, you will get over it soon</w:t>
+        <w:t xml:space="preserve">(c) Expose the whole body at once</w:t>
       </w:r>
     </w:p>
     <w:p>
-      <w:pPr>
-        <w:spacing w:after="0" w:before="40"/>
-      </w:pPr>
       <w:r>
-        <w:rPr>
-          <w:b/>
-          <w:i w:val="0"/>
-          <w:sz w:val="22"/>
-        </w:rPr>
-        <w:t>Answer: a</w:t>
+        <w:t xml:space="preserve">(d) Use very hot water</w:t>
       </w:r>
     </w:p>
     <w:p>
-      <w:pPr>
-        <w:spacing w:after="0" w:before="0"/>
-      </w:pPr>
       <w:r>
-        <w:rPr>
-          <w:b w:val="0"/>
-          <w:i w:val="0"/>
-          <w:sz w:val="21"/>
-        </w:rPr>
-        <w:t>Solution: Empathy is understanding and reflecting the client's feelings ('I can see this is painful') without taking on the feelings as one's own. Sympathy ('I feel sorry for you') is pity; claiming identical experience or minimizing blocks communication.</w:t>
+        <w:t xml:space="preserve">Answer: a</w:t>
       </w:r>
     </w:p>
     <w:p>
-      <w:pPr>
-        <w:spacing w:after="0" w:before="0"/>
-      </w:pPr>
       <w:r>
-        <w:rPr>
-          <w:b w:val="0"/>
-          <w:i w:val="0"/>
-          <w:sz w:val="20"/>
-        </w:rPr>
-        <w:t>Positive Marks: 1</w:t>
+        <w:t xml:space="preserve">Solution: Bathing proceeds from clean to dirty areas (eyes first, perineum last), the client is kept draped, and warm rather than hot water is used.</w:t>
       </w:r>
     </w:p>
     <w:p>
-      <w:pPr>
-        <w:spacing w:after="160" w:before="0"/>
-      </w:pPr>
       <w:r>
-        <w:rPr>
-          <w:b w:val="0"/>
-          <w:i w:val="0"/>
-          <w:sz w:val="20"/>
-        </w:rPr>
-        <w:t>Negative Marks: 0.25</w:t>
+        <w:t xml:space="preserve">Positive Marks: 1</w:t>
       </w:r>
     </w:p>
     <w:p>
-      <w:pPr>
-        <w:spacing w:after="40" w:before="120"/>
-      </w:pPr>
       <w:r>
-        <w:rPr>
-          <w:b w:val="0"/>
-          <w:i w:val="0"/>
-          <w:sz w:val="22"/>
-        </w:rPr>
-        <w:t>Question: Which symptom is most characteristic of nicotine withdrawal?</w:t>
+        <w:t xml:space="preserve">Negative Marks: 0.25</w:t>
       </w:r>
     </w:p>
     <w:p>
-      <w:pPr>
-        <w:spacing w:after="0" w:before="0"/>
-      </w:pPr>
       <w:r>
-        <w:rPr>
-          <w:b w:val="0"/>
-          <w:i w:val="0"/>
-          <w:sz w:val="22"/>
-        </w:rPr>
-        <w:t>(a) Irritability, craving, anxiety, and difficulty concentrating after stopping tobacco</w:t>
+        <w:t xml:space="preserve"/>
       </w:r>
     </w:p>
     <w:p>
-      <w:pPr>
-        <w:spacing w:after="0" w:before="0"/>
-      </w:pPr>
       <w:r>
-        <w:rPr>
-          <w:b w:val="0"/>
-          <w:i w:val="0"/>
-          <w:sz w:val="22"/>
-        </w:rPr>
-        <w:t>(b) Euphoria and increased energy</w:t>
+        <w:t xml:space="preserve">Question: The most common cause of postpartum hemorrhage is:</w:t>
       </w:r>
     </w:p>
     <w:p>
-      <w:pPr>
-        <w:spacing w:after="0" w:before="0"/>
-      </w:pPr>
       <w:r>
-        <w:rPr>
-          <w:b w:val="0"/>
-          <w:i w:val="0"/>
-          <w:sz w:val="22"/>
-        </w:rPr>
-        <w:t>(c) Excessive sleep with no cravings</w:t>
+        <w:t xml:space="preserve">(a) Retained placenta</w:t>
       </w:r>
     </w:p>
     <w:p>
-      <w:pPr>
-        <w:spacing w:after="0" w:before="0"/>
-      </w:pPr>
       <w:r>
-        <w:rPr>
-          <w:b w:val="0"/>
-          <w:i w:val="0"/>
-          <w:sz w:val="22"/>
-        </w:rPr>
-        <w:t>(d) Increased appetite for sweets only</w:t>
+        <w:t xml:space="preserve">(b) Uterine inversion</w:t>
       </w:r>
     </w:p>
     <w:p>
-      <w:pPr>
-        <w:spacing w:after="0" w:before="40"/>
-      </w:pPr>
       <w:r>
-        <w:rPr>
-          <w:b/>
-          <w:i w:val="0"/>
-          <w:sz w:val="22"/>
-        </w:rPr>
-        <w:t>Answer: a</w:t>
+        <w:t xml:space="preserve">(c) Coagulation defects</w:t>
       </w:r>
     </w:p>
     <w:p>
-      <w:pPr>
-        <w:spacing w:after="0" w:before="0"/>
-      </w:pPr>
       <w:r>
-        <w:rPr>
-          <w:b w:val="0"/>
-          <w:i w:val="0"/>
-          <w:sz w:val="21"/>
-        </w:rPr>
-        <w:t>Solution: Nicotine withdrawal causes irritability, anxiety, restlessness, difficulty concentrating, cravings, and sleep disturbance after cessation; these peak in the first days and are managed with support and nicotine replacement therapy.</w:t>
+        <w:t xml:space="preserve">(d) Uterine atony</w:t>
       </w:r>
     </w:p>
     <w:p>
-      <w:pPr>
-        <w:spacing w:after="0" w:before="0"/>
-      </w:pPr>
       <w:r>
-        <w:rPr>
-          <w:b w:val="0"/>
-          <w:i w:val="0"/>
-          <w:sz w:val="20"/>
-        </w:rPr>
-        <w:t>Positive Marks: 1</w:t>
+        <w:t xml:space="preserve">Answer: d</w:t>
       </w:r>
     </w:p>
     <w:p>
-      <w:pPr>
-        <w:spacing w:after="160" w:before="0"/>
-      </w:pPr>
       <w:r>
-        <w:rPr>
-          <w:b w:val="0"/>
-          <w:i w:val="0"/>
-          <w:sz w:val="20"/>
-        </w:rPr>
-        <w:t>Negative Marks: 0.25</w:t>
+        <w:t xml:space="preserve">Solution: Uterine atony (failure of the uterus to contract) causes most postpartum hemorrhage — managed by fundal massage, oxytocin, and methylergometrine.</w:t>
       </w:r>
     </w:p>
     <w:p>
-      <w:pPr>
-        <w:spacing w:after="40" w:before="120"/>
-      </w:pPr>
       <w:r>
-        <w:rPr>
-          <w:b w:val="0"/>
-          <w:i w:val="0"/>
-          <w:sz w:val="22"/>
-        </w:rPr>
-        <w:t>Question: An 8-month-old cries and clings when the mother leaves and is wary of strangers. Which statement about this behavior is correct?</w:t>
+        <w:t xml:space="preserve">Positive Marks: 1</w:t>
       </w:r>
     </w:p>
     <w:p>
-      <w:pPr>
-        <w:spacing w:after="0" w:before="0"/>
-      </w:pPr>
       <w:r>
-        <w:rPr>
-          <w:b w:val="0"/>
-          <w:i w:val="0"/>
-          <w:sz w:val="22"/>
-        </w:rPr>
-        <w:t>(a) Stranger anxiety and separation protest are normal developmental milestones at this age</w:t>
+        <w:t xml:space="preserve">Negative Marks: 0.25</w:t>
       </w:r>
     </w:p>
     <w:p>
-      <w:pPr>
-        <w:spacing w:after="0" w:before="0"/>
-      </w:pPr>
       <w:r>
-        <w:rPr>
-          <w:b w:val="0"/>
-          <w:i w:val="0"/>
-          <w:sz w:val="22"/>
-        </w:rPr>
-        <w:t>(b) This indicates an attachment disorder</w:t>
+        <w:t xml:space="preserve"/>
       </w:r>
     </w:p>
     <w:p>
-      <w:pPr>
-        <w:spacing w:after="0" w:before="0"/>
-      </w:pPr>
       <w:r>
-        <w:rPr>
-          <w:b w:val="0"/>
-          <w:i w:val="0"/>
-          <w:sz w:val="22"/>
-        </w:rPr>
-        <w:t>(c) The mother should leave the child for long periods to build independence</w:t>
+        <w:t xml:space="preserve">Question: The preferred site for intramuscular injection in an infant under one year is:</w:t>
       </w:r>
     </w:p>
     <w:p>
-      <w:pPr>
-        <w:spacing w:after="0" w:before="0"/>
-      </w:pPr>
       <w:r>
-        <w:rPr>
-          <w:b w:val="0"/>
-          <w:i w:val="0"/>
-          <w:sz w:val="22"/>
-        </w:rPr>
-        <w:t>(d) The child needs a psychiatric referral</w:t>
+        <w:t xml:space="preserve">(a) Deltoid</w:t>
       </w:r>
     </w:p>
     <w:p>
-      <w:pPr>
-        <w:spacing w:after="0" w:before="40"/>
-      </w:pPr>
       <w:r>
-        <w:rPr>
-          <w:b/>
-          <w:i w:val="0"/>
-          <w:sz w:val="22"/>
-        </w:rPr>
-        <w:t>Answer: a</w:t>
+        <w:t xml:space="preserve">(b) Dorsogluteal</w:t>
       </w:r>
     </w:p>
     <w:p>
-      <w:pPr>
-        <w:spacing w:after="0" w:before="0"/>
-      </w:pPr>
       <w:r>
-        <w:rPr>
-          <w:b w:val="0"/>
-          <w:i w:val="0"/>
-          <w:sz w:val="21"/>
-        </w:rPr>
-        <w:t>Solution: Stranger anxiety and separation protest typically emerge around 7-9 months as the child develops object permanence and attachment—a normal milestone. It resolves gradually and is not a disorder.</w:t>
+        <w:t xml:space="preserve">(c) Vastus lateralis</w:t>
       </w:r>
     </w:p>
     <w:p>
-      <w:pPr>
-        <w:spacing w:after="0" w:before="0"/>
-      </w:pPr>
       <w:r>
-        <w:rPr>
-          <w:b w:val="0"/>
-          <w:i w:val="0"/>
-          <w:sz w:val="20"/>
-        </w:rPr>
-        <w:t>Positive Marks: 1</w:t>
+        <w:t xml:space="preserve">(d) Gluteus maximus</w:t>
       </w:r>
     </w:p>
     <w:p>
-      <w:pPr>
-        <w:spacing w:after="160" w:before="0"/>
-      </w:pPr>
       <w:r>
-        <w:rPr>
-          <w:b w:val="0"/>
-          <w:i w:val="0"/>
-          <w:sz w:val="20"/>
-        </w:rPr>
-        <w:t>Negative Marks: 0.25</w:t>
+        <w:t xml:space="preserve">Answer: c</w:t>
       </w:r>
     </w:p>
     <w:p>
-      <w:pPr>
-        <w:spacing w:after="40" w:before="120"/>
-      </w:pPr>
       <w:r>
-        <w:rPr>
-          <w:b w:val="0"/>
-          <w:i w:val="0"/>
-          <w:sz w:val="22"/>
-        </w:rPr>
-        <w:t>Question: A preschooler wakes screaming and confused about 1-2 hours after falling asleep, with no memory of the event in the morning. This is best described as:</w:t>
+        <w:t xml:space="preserve">Solution: The vastus lateralis (anterolateral thigh) is the safest IM site in infants because the deltoid and gluteal muscles are small and underdeveloped.</w:t>
       </w:r>
     </w:p>
     <w:p>
-      <w:pPr>
-        <w:spacing w:after="0" w:before="0"/>
-      </w:pPr>
       <w:r>
-        <w:rPr>
-          <w:b w:val="0"/>
-          <w:i w:val="0"/>
-          <w:sz w:val="22"/>
-        </w:rPr>
-        <w:t>(a) A night terror (pavor nocturnus)</w:t>
+        <w:t xml:space="preserve">Positive Marks: 1</w:t>
       </w:r>
     </w:p>
     <w:p>
-      <w:pPr>
-        <w:spacing w:after="0" w:before="0"/>
-      </w:pPr>
       <w:r>
-        <w:rPr>
-          <w:b w:val="0"/>
-          <w:i w:val="0"/>
-          <w:sz w:val="22"/>
-        </w:rPr>
-        <w:t>(b) A nightmare</w:t>
+        <w:t xml:space="preserve">Negative Marks: 0.25</w:t>
       </w:r>
     </w:p>
     <w:p>
-      <w:pPr>
-        <w:spacing w:after="0" w:before="0"/>
-      </w:pPr>
       <w:r>
-        <w:rPr>
-          <w:b w:val="0"/>
-          <w:i w:val="0"/>
-          <w:sz w:val="22"/>
-        </w:rPr>
-        <w:t>(c) A seizure</w:t>
+        <w:t xml:space="preserve"/>
       </w:r>
     </w:p>
     <w:p>
-      <w:pPr>
-        <w:spacing w:after="0" w:before="0"/>
-      </w:pPr>
       <w:r>
-        <w:rPr>
-          <w:b w:val="0"/>
-          <w:i w:val="0"/>
-          <w:sz w:val="22"/>
-        </w:rPr>
-        <w:t>(d) Enuresis</w:t>
+        <w:t xml:space="preserve">Question: Which extrapyramidal side effect is characterized by restlessness and an urge to keep moving?</w:t>
       </w:r>
     </w:p>
     <w:p>
-      <w:pPr>
-        <w:spacing w:after="0" w:before="40"/>
-      </w:pPr>
       <w:r>
-        <w:rPr>
-          <w:b/>
-          <w:i w:val="0"/>
-          <w:sz w:val="22"/>
-        </w:rPr>
-        <w:t>Answer: a</w:t>
+        <w:t xml:space="preserve">(a) Dystonia</w:t>
       </w:r>
     </w:p>
     <w:p>
-      <w:pPr>
-        <w:spacing w:after="0" w:before="0"/>
-      </w:pPr>
       <w:r>
-        <w:rPr>
-          <w:b w:val="0"/>
-          <w:i w:val="0"/>
-          <w:sz w:val="21"/>
-        </w:rPr>
-        <w:t>Solution: Night terrors occur in deep (non-REM) sleep: the child screams and is confused, unresponsive to comfort, and has no recall. Nightmares occur in REM sleep near morning, and the child remembers the frightening dream.</w:t>
+        <w:t xml:space="preserve">(b) Akathisia</w:t>
       </w:r>
     </w:p>
     <w:p>
-      <w:pPr>
-        <w:spacing w:after="0" w:before="0"/>
-      </w:pPr>
       <w:r>
-        <w:rPr>
-          <w:b w:val="0"/>
-          <w:i w:val="0"/>
-          <w:sz w:val="20"/>
-        </w:rPr>
-        <w:t>Positive Marks: 1</w:t>
+        <w:t xml:space="preserve">(c) Tardive dyskinesia</w:t>
       </w:r>
     </w:p>
     <w:p>
-      <w:pPr>
-        <w:spacing w:after="160" w:before="0"/>
-      </w:pPr>
       <w:r>
-        <w:rPr>
-          <w:b w:val="0"/>
-          <w:i w:val="0"/>
-          <w:sz w:val="20"/>
-        </w:rPr>
-        <w:t>Negative Marks: 0.25</w:t>
+        <w:t xml:space="preserve">(d) Neuroleptic malignant syndrome</w:t>
       </w:r>
     </w:p>
     <w:p>
-      <w:pPr>
-        <w:spacing w:after="40" w:before="120"/>
-      </w:pPr>
       <w:r>
-        <w:rPr>
-          <w:b w:val="0"/>
-          <w:i w:val="0"/>
-          <w:sz w:val="22"/>
-        </w:rPr>
-        <w:t>Question: The Copper-T 380A intrauterine contraceptive device provides protection for approximately how many years?</w:t>
+        <w:t xml:space="preserve">Answer: b</w:t>
       </w:r>
     </w:p>
     <w:p>
-      <w:pPr>
-        <w:spacing w:after="0" w:before="0"/>
-      </w:pPr>
       <w:r>
-        <w:rPr>
-          <w:b w:val="0"/>
-          <w:i w:val="0"/>
-          <w:sz w:val="22"/>
-        </w:rPr>
-        <w:t>(a) 10 years</w:t>
+        <w:t xml:space="preserve">Solution: Akathisia is motor restlessness; dystonia is muscle spasm; tardive dyskinesia involves involuntary movements of the face and tongue.</w:t>
       </w:r>
     </w:p>
     <w:p>
-      <w:pPr>
-        <w:spacing w:after="0" w:before="0"/>
-      </w:pPr>
       <w:r>
-        <w:rPr>
-          <w:b w:val="0"/>
-          <w:i w:val="0"/>
-          <w:sz w:val="22"/>
-        </w:rPr>
-        <w:t>(b) 1 year</w:t>
+        <w:t xml:space="preserve">Positive Marks: 1</w:t>
       </w:r>
     </w:p>
     <w:p>
-      <w:pPr>
-        <w:spacing w:after="0" w:before="0"/>
-      </w:pPr>
       <w:r>
-        <w:rPr>
-          <w:b w:val="0"/>
-          <w:i w:val="0"/>
-          <w:sz w:val="22"/>
-        </w:rPr>
-        <w:t>(c) 3 years</w:t>
+        <w:t xml:space="preserve">Negative Marks: 0.25</w:t>
       </w:r>
     </w:p>
     <w:p>
-      <w:pPr>
-        <w:spacing w:after="0" w:before="0"/>
-      </w:pPr>
       <w:r>
-        <w:rPr>
-          <w:b w:val="0"/>
-          <w:i w:val="0"/>
-          <w:sz w:val="22"/>
-        </w:rPr>
-        <w:t>(d) 25 years</w:t>
+        <w:t xml:space="preserve"/>
       </w:r>
     </w:p>
     <w:p>
-      <w:pPr>
-        <w:spacing w:after="0" w:before="40"/>
-      </w:pPr>
       <w:r>
-        <w:rPr>
-          <w:b/>
-          <w:i w:val="0"/>
-          <w:sz w:val="22"/>
-        </w:rPr>
-        <w:t>Answer: a</w:t>
+        <w:t xml:space="preserve">Question: The recommended duration of treatment for a new case of drug-sensitive tuberculosis under the current program is:</w:t>
       </w:r>
     </w:p>
     <w:p>
-      <w:pPr>
-        <w:spacing w:after="0" w:before="0"/>
-      </w:pPr>
       <w:r>
-        <w:rPr>
-          <w:b w:val="0"/>
-          <w:i w:val="0"/>
-          <w:sz w:val="21"/>
-        </w:rPr>
-        <w:t>Solution: The Copper-T 380A IUCD is effective for about 10 years; it is a long-acting reversible contraceptive. It is inserted by trained providers and is a highly effective method.</w:t>
+        <w:t xml:space="preserve">(a) 6 months</w:t>
       </w:r>
     </w:p>
     <w:p>
-      <w:pPr>
-        <w:spacing w:after="0" w:before="0"/>
-      </w:pPr>
       <w:r>
-        <w:rPr>
-          <w:b w:val="0"/>
-          <w:i w:val="0"/>
-          <w:sz w:val="20"/>
-        </w:rPr>
-        <w:t>Positive Marks: 1</w:t>
+        <w:t xml:space="preserve">(b) 1 month</w:t>
       </w:r>
     </w:p>
     <w:p>
-      <w:pPr>
-        <w:spacing w:after="160" w:before="0"/>
-      </w:pPr>
       <w:r>
-        <w:rPr>
-          <w:b w:val="0"/>
-          <w:i w:val="0"/>
-          <w:sz w:val="20"/>
-        </w:rPr>
-        <w:t>Negative Marks: 0.25</w:t>
+        <w:t xml:space="preserve">(c) 2 weeks</w:t>
       </w:r>
     </w:p>
     <w:p>
-      <w:pPr>
-        <w:spacing w:after="40" w:before="120"/>
-      </w:pPr>
       <w:r>
-        <w:rPr>
-          <w:b w:val="0"/>
-          <w:i w:val="0"/>
-          <w:sz w:val="22"/>
-        </w:rPr>
-        <w:t>Question: Relative risk in an epidemiological study is best defined as:</w:t>
+        <w:t xml:space="preserve">(d) 2 years</w:t>
       </w:r>
     </w:p>
     <w:p>
-      <w:pPr>
-        <w:spacing w:after="0" w:before="0"/>
-      </w:pPr>
       <w:r>
-        <w:rPr>
-          <w:b w:val="0"/>
-          <w:i w:val="0"/>
-          <w:sz w:val="22"/>
-        </w:rPr>
-        <w:t>(a) The risk of disease in the exposed group divided by the risk in the unexposed group</w:t>
+        <w:t xml:space="preserve">Answer: a</w:t>
       </w:r>
     </w:p>
     <w:p>
-      <w:pPr>
-        <w:spacing w:after="0" w:before="0"/>
-      </w:pPr>
       <w:r>
-        <w:rPr>
-          <w:b w:val="0"/>
-          <w:i w:val="0"/>
-          <w:sz w:val="22"/>
-        </w:rPr>
-        <w:t>(b) The total number of deaths in a population</w:t>
+        <w:t xml:space="preserve">Solution: New TB cases are treated for 6 months (2 months intensive plus 4 months continuation) under DOTS/NTEP.</w:t>
       </w:r>
     </w:p>
     <w:p>
-      <w:pPr>
-        <w:spacing w:after="0" w:before="0"/>
-      </w:pPr>
       <w:r>
-        <w:rPr>
-          <w:b w:val="0"/>
-          <w:i w:val="0"/>
-          <w:sz w:val="22"/>
-        </w:rPr>
-        <w:t>(c) The number of new cases in a period</w:t>
+        <w:t xml:space="preserve">Positive Marks: 1</w:t>
       </w:r>
     </w:p>
     <w:p>
-      <w:pPr>
-        <w:spacing w:after="0" w:before="0"/>
-      </w:pPr>
       <w:r>
-        <w:rPr>
-          <w:b w:val="0"/>
-          <w:i w:val="0"/>
-          <w:sz w:val="22"/>
-        </w:rPr>
-        <w:t>(d) The proportion of the population vaccinated</w:t>
+        <w:t xml:space="preserve">Negative Marks: 0.25</w:t>
       </w:r>
     </w:p>
     <w:p>
-      <w:pPr>
-        <w:spacing w:after="0" w:before="40"/>
-      </w:pPr>
       <w:r>
-        <w:rPr>
-          <w:b/>
-          <w:i w:val="0"/>
-          <w:sz w:val="22"/>
-        </w:rPr>
-        <w:t>Answer: a</w:t>
+        <w:t xml:space="preserve"/>
       </w:r>
     </w:p>
     <w:p>
-      <w:pPr>
-        <w:spacing w:after="0" w:before="0"/>
-      </w:pPr>
       <w:r>
-        <w:rPr>
-          <w:b w:val="0"/>
-          <w:i w:val="0"/>
-          <w:sz w:val="21"/>
-        </w:rPr>
-        <w:t>Solution: Relative risk (risk ratio) compares the incidence of disease in the exposed group to that in the unexposed group; RR &gt;1 indicates the exposure increases risk, RR &lt;1 indicates protection. It is used in cohort studies.</w:t>
+        <w:t xml:space="preserve">Question: Long-term use of NSAIDs such as ibuprofen is most likely to cause:</w:t>
       </w:r>
     </w:p>
     <w:p>
-      <w:pPr>
-        <w:spacing w:after="0" w:before="0"/>
-      </w:pPr>
       <w:r>
-        <w:rPr>
-          <w:b w:val="0"/>
-          <w:i w:val="0"/>
-          <w:sz w:val="20"/>
-        </w:rPr>
-        <w:t>Positive Marks: 1</w:t>
+        <w:t xml:space="preserve">(a) Hyperglycemia</w:t>
       </w:r>
     </w:p>
     <w:p>
-      <w:pPr>
-        <w:spacing w:after="160" w:before="0"/>
-      </w:pPr>
       <w:r>
-        <w:rPr>
-          <w:b w:val="0"/>
-          <w:i w:val="0"/>
-          <w:sz w:val="20"/>
-        </w:rPr>
-        <w:t>Negative Marks: 0.25</w:t>
+        <w:t xml:space="preserve">(b) Bradycardia</w:t>
       </w:r>
     </w:p>
     <w:p>
-      <w:pPr>
-        <w:spacing w:after="40" w:before="120"/>
-      </w:pPr>
       <w:r>
-        <w:rPr>
-          <w:b w:val="0"/>
-          <w:i w:val="0"/>
-          <w:sz w:val="22"/>
-        </w:rPr>
-        <w:t>Question: Which statement correctly describes the National Rural Health Mission (NRHM), now part of the National Health Mission?</w:t>
+        <w:t xml:space="preserve">(c) Hypothyroidism</w:t>
       </w:r>
     </w:p>
     <w:p>
-      <w:pPr>
-        <w:spacing w:after="0" w:before="0"/>
-      </w:pPr>
       <w:r>
-        <w:rPr>
-          <w:b w:val="0"/>
-          <w:i w:val="0"/>
-          <w:sz w:val="22"/>
-        </w:rPr>
-        <w:t>(a) It aims to strengthen the public health system and provide accessible, affordable health care, especially to rural populations</w:t>
+        <w:t xml:space="preserve">(d) Gastric ulceration and bleeding</w:t>
       </w:r>
     </w:p>
     <w:p>
-      <w:pPr>
-        <w:spacing w:after="0" w:before="0"/>
-      </w:pPr>
       <w:r>
-        <w:rPr>
-          <w:b w:val="0"/>
-          <w:i w:val="0"/>
-          <w:sz w:val="22"/>
-        </w:rPr>
-        <w:t>(b) It provides health care only in urban private hospitals</w:t>
+        <w:t xml:space="preserve">Answer: d</w:t>
       </w:r>
     </w:p>
     <w:p>
-      <w:pPr>
-        <w:spacing w:after="0" w:before="0"/>
-      </w:pPr>
       <w:r>
-        <w:rPr>
-          <w:b w:val="0"/>
-          <w:i w:val="0"/>
-          <w:sz w:val="22"/>
-        </w:rPr>
-        <w:t>(c) It replaces all state health departments</w:t>
+        <w:t xml:space="preserve">Solution: NSAIDs inhibit prostaglandins that protect the gastric mucosa, causing ulcers, bleeding, and kidney injury.</w:t>
       </w:r>
     </w:p>
     <w:p>
-      <w:pPr>
-        <w:spacing w:after="0" w:before="0"/>
-      </w:pPr>
       <w:r>
-        <w:rPr>
-          <w:b w:val="0"/>
-          <w:i w:val="0"/>
-          <w:sz w:val="22"/>
-        </w:rPr>
-        <w:t>(d) It focuses only on tertiary care</w:t>
+        <w:t xml:space="preserve">Positive Marks: 1</w:t>
       </w:r>
     </w:p>
     <w:p>
-      <w:pPr>
-        <w:spacing w:after="0" w:before="40"/>
-      </w:pPr>
       <w:r>
-        <w:rPr>
-          <w:b/>
-          <w:i w:val="0"/>
-          <w:sz w:val="22"/>
-        </w:rPr>
-        <w:t>Answer: a</w:t>
+        <w:t xml:space="preserve">Negative Marks: 0.25</w:t>
       </w:r>
     </w:p>
     <w:p>
-      <w:pPr>
-        <w:spacing w:after="0" w:before="0"/>
-      </w:pPr>
       <w:r>
-        <w:rPr>
-          <w:b w:val="0"/>
-          <w:i w:val="0"/>
-          <w:sz w:val="21"/>
-        </w:rPr>
-        <w:t>Solution: NRHM (launched 2005, now under the National Health Mission) strengthens the public health system—infrastructure, ASHAs, Janani Suraksha Yojana, and district planning—to improve access and reduce maternal/child mortality in rural areas.</w:t>
+        <w:t xml:space="preserve"/>
       </w:r>
     </w:p>
     <w:p>
-      <w:pPr>
-        <w:spacing w:after="0" w:before="0"/>
-      </w:pPr>
       <w:r>
-        <w:rPr>
-          <w:b w:val="0"/>
-          <w:i w:val="0"/>
-          <w:sz w:val="20"/>
-        </w:rPr>
-        <w:t>Positive Marks: 1</w:t>
+        <w:t xml:space="preserve">Question: The valve between the left atrium and the left ventricle is the:</w:t>
       </w:r>
     </w:p>
     <w:p>
-      <w:pPr>
-        <w:spacing w:after="160" w:before="0"/>
-      </w:pPr>
       <w:r>
-        <w:rPr>
-          <w:b w:val="0"/>
-          <w:i w:val="0"/>
-          <w:sz w:val="20"/>
-        </w:rPr>
-        <w:t>Negative Marks: 0.25</w:t>
+        <w:t xml:space="preserve">(a) Tricuspid valve</w:t>
       </w:r>
     </w:p>
     <w:p>
-      <w:pPr>
-        <w:spacing w:after="40" w:before="120"/>
-      </w:pPr>
       <w:r>
-        <w:rPr>
-          <w:b w:val="0"/>
-          <w:i w:val="0"/>
-          <w:sz w:val="22"/>
-        </w:rPr>
-        <w:t>Question: What is the primary purpose of a PILOT study in nursing research?</w:t>
+        <w:t xml:space="preserve">(b) Pulmonary valve</w:t>
       </w:r>
     </w:p>
     <w:p>
-      <w:pPr>
-        <w:spacing w:after="0" w:before="0"/>
-      </w:pPr>
       <w:r>
-        <w:rPr>
-          <w:b w:val="0"/>
-          <w:i w:val="0"/>
-          <w:sz w:val="22"/>
-        </w:rPr>
-        <w:t>(a) To test the feasibility of the study methods, instruments, and procedures on a small sample before the main study</w:t>
+        <w:t xml:space="preserve">(c) Mitral valve</w:t>
       </w:r>
     </w:p>
     <w:p>
-      <w:pPr>
-        <w:spacing w:after="0" w:before="0"/>
-      </w:pPr>
       <w:r>
-        <w:rPr>
-          <w:b w:val="0"/>
-          <w:i w:val="0"/>
-          <w:sz w:val="22"/>
-        </w:rPr>
-        <w:t>(b) To analyze the final data of the main study</w:t>
+        <w:t xml:space="preserve">(d) Aortic valve</w:t>
       </w:r>
     </w:p>
     <w:p>
-      <w:pPr>
-        <w:spacing w:after="0" w:before="0"/>
-      </w:pPr>
       <w:r>
-        <w:rPr>
-          <w:b w:val="0"/>
-          <w:i w:val="0"/>
-          <w:sz w:val="22"/>
-        </w:rPr>
-        <w:t>(c) To replace the main study entirely</w:t>
+        <w:t xml:space="preserve">Answer: c</w:t>
       </w:r>
     </w:p>
     <w:p>
-      <w:pPr>
-        <w:spacing w:after="0" w:before="0"/>
-      </w:pPr>
       <w:r>
-        <w:rPr>
-          <w:b w:val="0"/>
-          <w:i w:val="0"/>
-          <w:sz w:val="22"/>
-        </w:rPr>
-        <w:t>(d) To select the research question</w:t>
+        <w:t xml:space="preserve">Solution: The bicuspid (mitral) valve lies between the left atrium and ventricle; the tricuspid valve is on the right side of the heart.</w:t>
       </w:r>
     </w:p>
     <w:p>
-      <w:pPr>
-        <w:spacing w:after="0" w:before="40"/>
-      </w:pPr>
       <w:r>
-        <w:rPr>
-          <w:b/>
-          <w:i w:val="0"/>
-          <w:sz w:val="22"/>
-        </w:rPr>
-        <w:t>Answer: a</w:t>
+        <w:t xml:space="preserve">Positive Marks: 1</w:t>
       </w:r>
     </w:p>
     <w:p>
-      <w:pPr>
-        <w:spacing w:after="0" w:before="0"/>
-      </w:pPr>
       <w:r>
-        <w:rPr>
-          <w:b w:val="0"/>
-          <w:i w:val="0"/>
-          <w:sz w:val="21"/>
-        </w:rPr>
-        <w:t>Solution: A pilot study is a small-scale trial of the study tools and procedures that identifies problems (clarity of instruments, time, feasibility) so they can be corrected before the full study—improving validity and reliability.</w:t>
+        <w:t xml:space="preserve">Negative Marks: 0.25</w:t>
       </w:r>
     </w:p>
     <w:p>
-      <w:pPr>
-        <w:spacing w:after="0" w:before="0"/>
-      </w:pPr>
       <w:r>
-        <w:rPr>
-          <w:b w:val="0"/>
-          <w:i w:val="0"/>
-          <w:sz w:val="20"/>
-        </w:rPr>
-        <w:t>Positive Marks: 1</w:t>
+        <w:t xml:space="preserve"/>
       </w:r>
     </w:p>
     <w:p>
-      <w:pPr>
-        <w:spacing w:after="160" w:before="0"/>
-      </w:pPr>
       <w:r>
-        <w:rPr>
-          <w:b w:val="0"/>
-          <w:i w:val="0"/>
-          <w:sz w:val="20"/>
-        </w:rPr>
-        <w:t>Negative Marks: 0.25</w:t>
+        <w:t xml:space="preserve">Question: To prevent aspiration in a client receiving a nasogastric tube feed, the nurse should:</w:t>
+      </w:r>
+    </w:p>
+    <w:p>
+      <w:r>
+        <w:t xml:space="preserve">(a) Feed with the head of the bed flat</w:t>
+      </w:r>
+    </w:p>
+    <w:p>
+      <w:r>
+        <w:t xml:space="preserve">(b) Elevate the head of the bed 30-45 degrees during and after feeding</w:t>
+      </w:r>
+    </w:p>
+    <w:p>
+      <w:r>
+        <w:t xml:space="preserve">(c) Give large volumes rapidly</w:t>
+      </w:r>
+    </w:p>
+    <w:p>
+      <w:r>
+        <w:t xml:space="preserve">(d) Feed while the client lies prone</w:t>
+      </w:r>
+    </w:p>
+    <w:p>
+      <w:r>
+        <w:t xml:space="preserve">Answer: b</w:t>
+      </w:r>
+    </w:p>
+    <w:p>
+      <w:r>
+        <w:t xml:space="preserve">Solution: Elevating the head 30-45 degrees during and for 30-60 minutes after feeding prevents regurgitation and aspiration.</w:t>
+      </w:r>
+    </w:p>
+    <w:p>
+      <w:r>
+        <w:t xml:space="preserve">Positive Marks: 1</w:t>
+      </w:r>
+    </w:p>
+    <w:p>
+      <w:r>
+        <w:t xml:space="preserve">Negative Marks: 0.25</w:t>
+      </w:r>
+    </w:p>
+    <w:p>
+      <w:r>
+        <w:t xml:space="preserve"/>
+      </w:r>
+    </w:p>
+    <w:p>
+      <w:r>
+        <w:t xml:space="preserve">Question: To improve iron absorption, iron supplements should be taken with:</w:t>
+      </w:r>
+    </w:p>
+    <w:p>
+      <w:r>
+        <w:t xml:space="preserve">(a) Vitamin C (orange juice)</w:t>
+      </w:r>
+    </w:p>
+    <w:p>
+      <w:r>
+        <w:t xml:space="preserve">(b) Tea</w:t>
+      </w:r>
+    </w:p>
+    <w:p>
+      <w:r>
+        <w:t xml:space="preserve">(c) Milk</w:t>
+      </w:r>
+    </w:p>
+    <w:p>
+      <w:r>
+        <w:t xml:space="preserve">(d) Antacids</w:t>
+      </w:r>
+    </w:p>
+    <w:p>
+      <w:r>
+        <w:t xml:space="preserve">Answer: a</w:t>
+      </w:r>
+    </w:p>
+    <w:p>
+      <w:r>
+        <w:t xml:space="preserve">Solution: Vitamin C enhances iron absorption; tea, milk, and antacids inhibit it. Iron is best taken between meals.</w:t>
+      </w:r>
+    </w:p>
+    <w:p>
+      <w:r>
+        <w:t xml:space="preserve">Positive Marks: 1</w:t>
+      </w:r>
+    </w:p>
+    <w:p>
+      <w:r>
+        <w:t xml:space="preserve">Negative Marks: 0.25</w:t>
       </w:r>
     </w:p>
     <w:sectPr>
       <w:pgSz w:w="12240" w:h="15840"/>
-      <w:pgMar w:top="864" w:right="1008" w:bottom="864" w:left="1008" w:header="720" w:footer="720" w:gutter="0"/>
+      <w:pgMar w:top="1440" w:right="1800" w:bottom="1440" w:left="1800" w:header="720" w:footer="720" w:gutter="0"/>
       <w:cols w:space="720"/>
       <w:docGrid w:linePitch="360"/>
     </w:sectPr>
@@ -2715,10 +1365,6 @@
     <w:name w:val="Normal"/>
     <w:qFormat/>
     <w:rsid w:val="00FC693F"/>
-    <w:rPr>
-      <w:rFonts w:ascii="Calibri" w:hAnsi="Calibri"/>
-      <w:sz w:val="22"/>
-    </w:rPr>
   </w:style>
   <w:style w:type="paragraph" w:styleId="Header">
     <w:name w:val="header"/>
